--- a/LabWorks/Лабораторная работа №21.docx
+++ b/LabWorks/Лабораторная работа №21.docx
@@ -53,8 +53,29 @@
       <w:pPr>
         <w:pStyle w:val="2"/>
       </w:pPr>
-      <w:r>
-        <w:t>Jetpack Compose | Руководство. metanit.com – Текст : электронный // metanit.com, 2023. – URL: https://metanit.com/kotlin/jetpack/ – гл.</w:t>
+      <w:proofErr w:type="spellStart"/>
+      <w:r>
+        <w:t>Jetpack</w:t>
+      </w:r>
+      <w:proofErr w:type="spellEnd"/>
+      <w:r>
+        <w:t xml:space="preserve"> </w:t>
+      </w:r>
+      <w:proofErr w:type="spellStart"/>
+      <w:r>
+        <w:t>Compose</w:t>
+      </w:r>
+      <w:proofErr w:type="spellEnd"/>
+      <w:r>
+        <w:t xml:space="preserve"> | Руководство. metanit.com – </w:t>
+      </w:r>
+      <w:proofErr w:type="gramStart"/>
+      <w:r>
+        <w:t>Текст :</w:t>
+      </w:r>
+      <w:proofErr w:type="gramEnd"/>
+      <w:r>
+        <w:t xml:space="preserve"> электронный // metanit.com, 2023. – URL: https://metanit.com/kotlin/jetpack/ – гл.</w:t>
       </w:r>
       <w:r>
         <w:t>5</w:t>
@@ -116,7 +137,15 @@
         <w:pStyle w:val="2"/>
       </w:pPr>
       <w:r>
-        <w:t xml:space="preserve">Создание диалогового окна AlertDialog </w:t>
+        <w:t xml:space="preserve">Создание диалогового окна </w:t>
+      </w:r>
+      <w:proofErr w:type="spellStart"/>
+      <w:r>
+        <w:t>AlertDialog</w:t>
+      </w:r>
+      <w:proofErr w:type="spellEnd"/>
+      <w:r>
+        <w:t xml:space="preserve"> </w:t>
       </w:r>
     </w:p>
     <w:p>
@@ -128,7 +157,15 @@
         </w:numPr>
       </w:pPr>
       <w:r>
-        <w:t xml:space="preserve">Создать composable-функцию для настройки экрана авторизации с полем ввода логина и пароля и кнопкой «Авторизоваться». При нажатии на кнопку «Авторизоваться» должно открываться диалоговое окно с заголовком, приветствием пользователя в виде «Добро пожаловать, логин» и кнопкой ОК. </w:t>
+        <w:t xml:space="preserve">Создать </w:t>
+      </w:r>
+      <w:proofErr w:type="spellStart"/>
+      <w:r>
+        <w:t>composable</w:t>
+      </w:r>
+      <w:proofErr w:type="spellEnd"/>
+      <w:r>
+        <w:t xml:space="preserve">-функцию для настройки экрана авторизации с полем ввода логина и пароля и кнопкой «Авторизоваться». При нажатии на кнопку «Авторизоваться» должно открываться диалоговое окно с заголовком, приветствием пользователя в виде «Добро пожаловать, логин» и кнопкой ОК. </w:t>
       </w:r>
     </w:p>
     <w:p>
@@ -136,7 +173,15 @@
         <w:pStyle w:val="2"/>
       </w:pPr>
       <w:r>
-        <w:t xml:space="preserve">Создание нескольких диалоговых окон AlertDialog </w:t>
+        <w:t xml:space="preserve">Создание нескольких диалоговых окон </w:t>
+      </w:r>
+      <w:proofErr w:type="spellStart"/>
+      <w:r>
+        <w:t>AlertDialog</w:t>
+      </w:r>
+      <w:proofErr w:type="spellEnd"/>
+      <w:r>
+        <w:t xml:space="preserve"> </w:t>
       </w:r>
     </w:p>
     <w:p>
@@ -148,7 +193,15 @@
         </w:numPr>
       </w:pPr>
       <w:r>
-        <w:t xml:space="preserve">Создать composable-функцию для настройки экрана авторизации с полем ввода логина и пароля и кнопкой «Авторизоваться». При нажатии на кнопку «Авторизоваться» должно открываться диалоговое окно с заголовком, приветствием пользователя в виде «Добро пожаловать, логин» и кнопкой ОК, если пользователь заполнил оба поля ввода. При некорректном вводе сообщить об этом в диалоговом окне с заголовком, текстом ошибки и кнопками ОК и Отмена. </w:t>
+        <w:t xml:space="preserve">Создать </w:t>
+      </w:r>
+      <w:proofErr w:type="spellStart"/>
+      <w:r>
+        <w:t>composable</w:t>
+      </w:r>
+      <w:proofErr w:type="spellEnd"/>
+      <w:r>
+        <w:t xml:space="preserve">-функцию для настройки экрана авторизации с полем ввода логина и пароля и кнопкой «Авторизоваться». При нажатии на кнопку «Авторизоваться» должно открываться диалоговое окно с заголовком, приветствием пользователя в виде «Добро пожаловать, логин» и кнопкой ОК, если пользователь заполнил оба поля ввода. При некорректном вводе сообщить об этом в диалоговом окне с заголовком, текстом ошибки и кнопками ОК и Отмена. </w:t>
       </w:r>
     </w:p>
     <w:p>
@@ -168,7 +221,13 @@
         </w:numPr>
       </w:pPr>
       <w:r>
-        <w:t>Реализовать настройку внешнего вида диалогового окна из п.5.3: кнопки ОК и Отмена должны быть расположены соответственно в правом нижнем углу диалогового окна, у каждой кнопки должна быть добавлена пиктограмма и указан свой цвет заливки.</w:t>
+        <w:t>Реализовать настройку внешнего вида диалогового окна из п.5.</w:t>
+      </w:r>
+      <w:r>
+        <w:t>2</w:t>
+      </w:r>
+      <w:r>
+        <w:t>: кнопки ОК и Отмена должны быть расположены соответственно в правом нижнем углу диалогового окна, у каждой кнопки должна быть добавлена пиктограмма и указан свой цвет заливки.</w:t>
       </w:r>
     </w:p>
     <w:p>
@@ -209,7 +268,15 @@
         <w:pStyle w:val="2"/>
       </w:pPr>
       <w:r>
-        <w:t xml:space="preserve">Создание всплывающего сообщения с использованием SnackbarHost </w:t>
+        <w:t xml:space="preserve">Создание всплывающего сообщения с использованием </w:t>
+      </w:r>
+      <w:proofErr w:type="spellStart"/>
+      <w:r>
+        <w:t>SnackbarHost</w:t>
+      </w:r>
+      <w:proofErr w:type="spellEnd"/>
+      <w:r>
+        <w:t xml:space="preserve"> </w:t>
       </w:r>
     </w:p>
     <w:p>
@@ -221,7 +288,65 @@
         </w:numPr>
       </w:pPr>
       <w:r>
-        <w:t xml:space="preserve">Создать composable-функцию для настрйоки экрана работы с памятью. Разместить на экране метку, отбражающую текст N МБ (N – сгенерированное случайное число) и кнопку «Очистить кэш». При нажатии на кнопку во всплывающем окне вывести сообщение: «Кэш очищен». </w:t>
+        <w:t xml:space="preserve">Создать </w:t>
+      </w:r>
+      <w:proofErr w:type="spellStart"/>
+      <w:r>
+        <w:t>composable</w:t>
+      </w:r>
+      <w:proofErr w:type="spellEnd"/>
+      <w:r>
+        <w:t xml:space="preserve">-функцию для </w:t>
+      </w:r>
+      <w:proofErr w:type="spellStart"/>
+      <w:r>
+        <w:t>настрйоки</w:t>
+      </w:r>
+      <w:proofErr w:type="spellEnd"/>
+      <w:r>
+        <w:t xml:space="preserve"> экрана работы с памятью. Разместить на экране метку, </w:t>
+      </w:r>
+      <w:proofErr w:type="spellStart"/>
+      <w:r>
+        <w:t>отбражающую</w:t>
+      </w:r>
+      <w:proofErr w:type="spellEnd"/>
+      <w:r>
+        <w:t xml:space="preserve"> текст N МБ (N – сгенерированное случайное число) и кнопку «Очистить кэш». При нажатии на кнопку во всплывающем окне вывести сообщение: «Кэш очищен»</w:t>
+      </w:r>
+      <w:r>
+        <w:t xml:space="preserve"> и значение в метке менять</w:t>
+      </w:r>
+      <w:r>
+        <w:t>ся на 0 МБ</w:t>
+      </w:r>
+      <w:r>
+        <w:t>.</w:t>
+      </w:r>
+      <w:r>
+        <w:t xml:space="preserve"> Длительность отображения сообщения – короткая.</w:t>
+      </w:r>
+      <w:r>
+        <w:t xml:space="preserve"> </w:t>
+      </w:r>
+    </w:p>
+    <w:p>
+      <w:pPr>
+        <w:pStyle w:val="2"/>
+      </w:pPr>
+      <w:r>
+        <w:t>Обработка действий</w:t>
+      </w:r>
+      <w:r>
+        <w:t xml:space="preserve"> всплывающего сообщения </w:t>
+      </w:r>
+      <w:proofErr w:type="spellStart"/>
+      <w:r>
+        <w:t>Snackbar</w:t>
+      </w:r>
+      <w:proofErr w:type="spellEnd"/>
+      <w:r>
+        <w:t xml:space="preserve"> </w:t>
       </w:r>
     </w:p>
     <w:p>
@@ -233,11 +358,117 @@
         </w:numPr>
       </w:pPr>
       <w:r>
-        <w:t xml:space="preserve">Создать composable-функцию для включения будильников, разместить три переключателя Switch с подписями, в какое время зазвонит </w:t>
-      </w:r>
-      <w:r>
         <w:lastRenderedPageBreak/>
-        <w:t xml:space="preserve">будильник (подписи в формате чч:мм). При включении переключателя на экране нужно отобразить во всплывающем окне сообщение: «Будильник зазвонит в чч:мм». </w:t>
+        <w:t xml:space="preserve">Создать </w:t>
+      </w:r>
+      <w:proofErr w:type="spellStart"/>
+      <w:proofErr w:type="gramStart"/>
+      <w:r>
+        <w:t>composable</w:t>
+      </w:r>
+      <w:proofErr w:type="spellEnd"/>
+      <w:r>
+        <w:t>-функцию</w:t>
+      </w:r>
+      <w:proofErr w:type="gramEnd"/>
+      <w:r>
+        <w:t xml:space="preserve"> </w:t>
+      </w:r>
+      <w:r>
+        <w:t xml:space="preserve">на которой расположить кнопку </w:t>
+      </w:r>
+      <w:r>
+        <w:t>«</w:t>
+      </w:r>
+      <w:r>
+        <w:t>Играть</w:t>
+      </w:r>
+      <w:r>
+        <w:t>» при нажатии на которую должно появляться сообщен</w:t>
+      </w:r>
+      <w:r>
+        <w:t xml:space="preserve">ие </w:t>
+      </w:r>
+      <w:proofErr w:type="spellStart"/>
+      <w:r>
+        <w:rPr>
+          <w:lang w:val="en-US"/>
+        </w:rPr>
+        <w:t>Snackbar</w:t>
+      </w:r>
+      <w:proofErr w:type="spellEnd"/>
+      <w:r>
+        <w:t xml:space="preserve"> </w:t>
+      </w:r>
+      <w:r>
+        <w:t>«Загрузить дополнительные ресурсы?» с вариантами действий «Ок» и «</w:t>
+      </w:r>
+      <w:r>
+        <w:rPr>
+          <w:lang w:val="en-US"/>
+        </w:rPr>
+        <w:t>X</w:t>
+      </w:r>
+      <w:r>
+        <w:t>»</w:t>
+      </w:r>
+      <w:r>
+        <w:t xml:space="preserve">, при нажатии на «Ок» на экране </w:t>
+      </w:r>
+      <w:r>
+        <w:t>должно отображаться сообщение «Вы вошли в игру»</w:t>
+      </w:r>
+      <w:r>
+        <w:t xml:space="preserve"> и любая картинка из ресурсов, при нажатии на «</w:t>
+      </w:r>
+      <w:r>
+        <w:rPr>
+          <w:lang w:val="en-US"/>
+        </w:rPr>
+        <w:t>X</w:t>
+      </w:r>
+      <w:r>
+        <w:t>» - должно отобразиться только сообщение.</w:t>
+      </w:r>
+      <w:r>
+        <w:t xml:space="preserve"> </w:t>
+      </w:r>
+      <w:proofErr w:type="spellStart"/>
+      <w:r>
+        <w:rPr>
+          <w:lang w:val="en-US"/>
+        </w:rPr>
+        <w:t>Snackbar</w:t>
+      </w:r>
+      <w:proofErr w:type="spellEnd"/>
+      <w:r>
+        <w:t xml:space="preserve"> не долж</w:t>
+      </w:r>
+      <w:r>
+        <w:t>ен</w:t>
+      </w:r>
+      <w:r>
+        <w:t xml:space="preserve"> пропадать до того, как пользователь с ним провзаимодействует.</w:t>
+      </w:r>
+    </w:p>
+    <w:p>
+      <w:pPr>
+        <w:pStyle w:val="1"/>
+      </w:pPr>
+      <w:r>
+        <w:t>Порядок</w:t>
+      </w:r>
+      <w:r>
+        <w:t xml:space="preserve"> </w:t>
+      </w:r>
+      <w:r>
+        <w:t>выполнения</w:t>
+      </w:r>
+      <w:r>
+        <w:t xml:space="preserve"> </w:t>
+      </w:r>
+      <w:r>
+        <w:t>работы</w:t>
       </w:r>
     </w:p>
     <w:p>
@@ -245,25 +476,15 @@
         <w:pStyle w:val="2"/>
       </w:pPr>
       <w:r>
-        <w:t xml:space="preserve">Настройка внешнего вида всплывающего сообщения Snackbar </w:t>
+        <w:t>Выполнить все задания из п.5.</w:t>
       </w:r>
     </w:p>
     <w:p>
       <w:pPr>
         <w:pStyle w:val="2"/>
-        <w:numPr>
-          <w:ilvl w:val="2"/>
-          <w:numId w:val="6"/>
-        </w:numPr>
-      </w:pPr>
-      <w:r>
-        <w:t>Настроить цвет фона и цвет текста всплывающего сообщения из п.5.5</w:t>
-      </w:r>
-      <w:r>
-        <w:t>.1</w:t>
-      </w:r>
-      <w:r>
-        <w:t xml:space="preserve">, добавить в него кнопку OK, при нажатии на которую изменять на 0 МБ значение в метке, показывающей размер кэша. </w:t>
+      </w:pPr>
+      <w:r>
+        <w:t>Ответить на контрольные вопросы.</w:t>
       </w:r>
     </w:p>
     <w:p>
@@ -271,19 +492,7 @@
         <w:pStyle w:val="1"/>
       </w:pPr>
       <w:r>
-        <w:t>Порядок</w:t>
-      </w:r>
-      <w:r>
-        <w:t xml:space="preserve"> </w:t>
-      </w:r>
-      <w:r>
-        <w:t>выполнения</w:t>
-      </w:r>
-      <w:r>
-        <w:t xml:space="preserve"> </w:t>
-      </w:r>
-      <w:r>
-        <w:t>работы</w:t>
+        <w:t>Содержание отчета</w:t>
       </w:r>
     </w:p>
     <w:p>
@@ -291,7 +500,7 @@
         <w:pStyle w:val="2"/>
       </w:pPr>
       <w:r>
-        <w:t>Выполнить все задания из п.5.</w:t>
+        <w:t>Титульный лист</w:t>
       </w:r>
     </w:p>
     <w:p>
@@ -299,7 +508,23 @@
         <w:pStyle w:val="2"/>
       </w:pPr>
       <w:r>
-        <w:t>Ответить на контрольные вопросы.</w:t>
+        <w:t>Цель работы</w:t>
+      </w:r>
+    </w:p>
+    <w:p>
+      <w:pPr>
+        <w:pStyle w:val="2"/>
+      </w:pPr>
+      <w:r>
+        <w:t>Ответы на контрольные вопросы</w:t>
+      </w:r>
+    </w:p>
+    <w:p>
+      <w:pPr>
+        <w:pStyle w:val="2"/>
+      </w:pPr>
+      <w:r>
+        <w:t>Вывод</w:t>
       </w:r>
     </w:p>
     <w:p>
@@ -307,7 +532,7 @@
         <w:pStyle w:val="1"/>
       </w:pPr>
       <w:r>
-        <w:t>Содержание отчета</w:t>
+        <w:t>Контрольные вопросы</w:t>
       </w:r>
     </w:p>
     <w:p>
@@ -315,7 +540,7 @@
         <w:pStyle w:val="2"/>
       </w:pPr>
       <w:r>
-        <w:t>Титульный лист</w:t>
+        <w:t xml:space="preserve">Какой класс позволяет описать диалоговое окно? </w:t>
       </w:r>
     </w:p>
     <w:p>
@@ -323,7 +548,7 @@
         <w:pStyle w:val="2"/>
       </w:pPr>
       <w:r>
-        <w:t>Цель работы</w:t>
+        <w:t xml:space="preserve">Какая общая форма описания диалогового окна? </w:t>
       </w:r>
     </w:p>
     <w:p>
@@ -331,7 +556,7 @@
         <w:pStyle w:val="2"/>
       </w:pPr>
       <w:r>
-        <w:t>Ответы на контрольные вопросы</w:t>
+        <w:t xml:space="preserve">Какой класс позволяет описать настройки всплывающего сообщения? </w:t>
       </w:r>
     </w:p>
     <w:p>
@@ -339,15 +564,15 @@
         <w:pStyle w:val="2"/>
       </w:pPr>
       <w:r>
-        <w:t>Вывод</w:t>
-      </w:r>
-    </w:p>
-    <w:p>
-      <w:pPr>
-        <w:pStyle w:val="1"/>
-      </w:pPr>
-      <w:r>
-        <w:t>Контрольные вопросы</w:t>
+        <w:t xml:space="preserve">Для чего в диалоговых окнах используется функция </w:t>
+      </w:r>
+      <w:proofErr w:type="spellStart"/>
+      <w:r>
+        <w:t>onDismissRequest</w:t>
+      </w:r>
+      <w:proofErr w:type="spellEnd"/>
+      <w:r>
+        <w:t xml:space="preserve">? </w:t>
       </w:r>
     </w:p>
     <w:p>
@@ -355,39 +580,15 @@
         <w:pStyle w:val="2"/>
       </w:pPr>
       <w:r>
-        <w:t xml:space="preserve">Какой класс позволяет описать диалоговое окно? </w:t>
-      </w:r>
-    </w:p>
-    <w:p>
-      <w:pPr>
-        <w:pStyle w:val="2"/>
-      </w:pPr>
-      <w:r>
-        <w:t xml:space="preserve">Какая общая форма описания диалогового окна? </w:t>
-      </w:r>
-    </w:p>
-    <w:p>
-      <w:pPr>
-        <w:pStyle w:val="2"/>
-      </w:pPr>
-      <w:r>
-        <w:t xml:space="preserve">Какой класс позволяет описать настройки всплывающего сообщения? </w:t>
-      </w:r>
-    </w:p>
-    <w:p>
-      <w:pPr>
-        <w:pStyle w:val="2"/>
-      </w:pPr>
-      <w:r>
-        <w:t xml:space="preserve">Для чего в диалоговых окнах используется функция onDismissRequest? </w:t>
-      </w:r>
-    </w:p>
-    <w:p>
-      <w:pPr>
-        <w:pStyle w:val="2"/>
-      </w:pPr>
-      <w:r>
-        <w:t>Для чего применяется объект SnackbarHost?</w:t>
+        <w:t xml:space="preserve">Для чего применяется объект </w:t>
+      </w:r>
+      <w:proofErr w:type="spellStart"/>
+      <w:r>
+        <w:t>SnackbarHost</w:t>
+      </w:r>
+      <w:proofErr w:type="spellEnd"/>
+      <w:r>
+        <w:t>?</w:t>
       </w:r>
     </w:p>
     <w:sectPr>
@@ -448,7 +649,15 @@
       <w:jc w:val="right"/>
     </w:pPr>
     <w:r>
-      <w:t>Составил: Маломан Ю.С.</w:t>
+      <w:t xml:space="preserve">Составил: </w:t>
+    </w:r>
+    <w:proofErr w:type="spellStart"/>
+    <w:r>
+      <w:t>Маломан</w:t>
+    </w:r>
+    <w:proofErr w:type="spellEnd"/>
+    <w:r>
+      <w:t xml:space="preserve"> Ю.С.</w:t>
     </w:r>
   </w:p>
 </w:hdr>
